--- a/docs/downloads/frank-binford-hole/doc_0129.docx
+++ b/docs/downloads/frank-binford-hole/doc_0129.docx
@@ -1413,7 +1413,7 @@
           <w:lang w:bidi="ar-SA"/>
         </w:rPr>
       </w:pPr>
-      <w:hyperlink r:id="rId4" w:history="1">
+      <w:hyperlink r:id="rId5" w:history="1">
         <w:r>
           <w:rPr>
             <w:rStyle w:val="Hyperlink"/>
@@ -2496,7 +2496,7 @@
           <w:lang w:bidi="ar-SA"/>
         </w:rPr>
       </w:pPr>
-      <w:hyperlink r:id="rId5" w:history="1">
+      <w:hyperlink r:id="rId6" w:history="1">
         <w:r>
           <w:rPr>
             <w:rStyle w:val="Hyperlink"/>
@@ -3079,25 +3079,7 @@
           <w:rtl/>
           <w:lang w:bidi="ar-SA"/>
         </w:rPr>
-        <w:t>" (</w:t>
-      </w:r>
-      <w:proofErr w:type="spellStart"/>
-      <w:r>
-        <w:rPr>
-          <w:rFonts w:hint="cs"/>
-          <w:rtl/>
-          <w:lang w:bidi="ar-SA"/>
-        </w:rPr>
-        <w:t>كولوسي</w:t>
-      </w:r>
-      <w:proofErr w:type="spellEnd"/>
-      <w:r>
-        <w:rPr>
-          <w:rFonts w:hint="cs"/>
-          <w:rtl/>
-          <w:lang w:bidi="ar-SA"/>
-        </w:rPr>
-        <w:t xml:space="preserve"> 1: 19).</w:t>
+        <w:t>" (كولوسي 1: 19).</w:t>
       </w:r>
     </w:p>
     <w:p>
@@ -3171,7 +3153,7 @@
           <w:lang w:bidi="ar-SA"/>
         </w:rPr>
       </w:pPr>
-      <w:hyperlink r:id="rId6" w:history="1">
+      <w:hyperlink r:id="rId7" w:history="1">
         <w:r>
           <w:rPr>
             <w:rStyle w:val="Hyperlink"/>
@@ -3565,25 +3547,7 @@
           <w:rtl/>
           <w:lang w:bidi="ar-SA"/>
         </w:rPr>
-        <w:t xml:space="preserve">إن هذا العرض الطيب للنعمة في تأثيرها العملي لم تجتذب أهل الناصرة. فالكلام التوضيحي عن النعمة كان جميلاً وحسنًا، لكن في اللحظة التي لاحظوا فيها بأن النعمة لا تطالب إلا بعدم الاستحقاق في الحاصلين عليها، هاجوا بثورة جامحة وبغضب رهيب. فقد أرادوا قتل يسوع، أما هو فقد خرج من وسطهم. فالأمور الحسنة التي أظهرتها النعمة بلا شك كانت جديرة بالقبول، ولكنهم لم يريدوها على أرضية النعمة متى ما طالبت النعمة بأنهم لم يكونوا أفضل من الأمم </w:t>
-      </w:r>
-      <w:proofErr w:type="spellStart"/>
-      <w:r>
-        <w:rPr>
-          <w:rFonts w:hint="cs"/>
-          <w:rtl/>
-          <w:lang w:bidi="ar-SA"/>
-        </w:rPr>
-        <w:t>الخطاة</w:t>
-      </w:r>
-      <w:proofErr w:type="spellEnd"/>
-      <w:r>
-        <w:rPr>
-          <w:rFonts w:hint="cs"/>
-          <w:rtl/>
-          <w:lang w:bidi="ar-SA"/>
-        </w:rPr>
-        <w:t xml:space="preserve">. بحسب الفكر العصري </w:t>
+        <w:t xml:space="preserve">إن هذا العرض الطيب للنعمة في تأثيرها العملي لم تجتذب أهل الناصرة. فالكلام التوضيحي عن النعمة كان جميلاً وحسنًا، لكن في اللحظة التي لاحظوا فيها بأن النعمة لا تطالب إلا بعدم الاستحقاق في الحاصلين عليها، هاجوا بثورة جامحة وبغضب رهيب. فقد أرادوا قتل يسوع، أما هو فقد خرج من وسطهم. فالأمور الحسنة التي أظهرتها النعمة بلا شك كانت جديرة بالقبول، ولكنهم لم يريدوها على أرضية النعمة متى ما طالبت النعمة بأنهم لم يكونوا أفضل من الأمم الخطاة. بحسب الفكر العصري </w:t>
       </w:r>
       <w:r>
         <w:rPr>
@@ -3871,7 +3835,7 @@
           <w:lang w:bidi="ar-SA"/>
         </w:rPr>
       </w:pPr>
-      <w:hyperlink r:id="rId7" w:history="1">
+      <w:hyperlink r:id="rId8" w:history="1">
         <w:r>
           <w:rPr>
             <w:rStyle w:val="Hyperlink"/>
@@ -4522,7 +4486,7 @@
         </w:rPr>
         <w:t xml:space="preserve"> في ثوب </w:t>
       </w:r>
-      <w:hyperlink r:id="rId8" w:anchor=":~:text=Sie%20war%20gleich%20dem%20Stoffst%C3%BCck%20eines%20neuen%20Kleides%2C%20das%20man%20nicht%20als%20einen%20Flicken%20nahm%2C%20um%20ihn%20auf%20das%20alte%20Kleid%20des%20Gesetzes%20zu%20setzen." w:history="1">
+      <w:hyperlink r:id="rId9" w:anchor=":~:text=Sie%20war%20gleich%20dem%20Stoffst%C3%BCck%20eines%20neuen%20Kleides%2C%20das%20man%20nicht%20als%20einen%20Flicken%20nahm%2C%20um%20ihn%20auf%20das%20alte%20Kleid%20des%20Gesetzes%20zu%20setzen." w:history="1">
         <w:r>
           <w:rPr>
             <w:rStyle w:val="Hyperlink"/>
@@ -4618,7 +4582,7 @@
           <w:rtl/>
         </w:rPr>
       </w:pPr>
-      <w:hyperlink r:id="rId9" w:history="1">
+      <w:hyperlink r:id="rId10" w:history="1">
         <w:r>
           <w:rPr>
             <w:rStyle w:val="Hyperlink"/>
@@ -4670,7 +4634,7 @@
         </w:rPr>
         <w:t xml:space="preserve">" السبت اليهودي تمزّق، وفاضت النعمة رغمًا </w:t>
       </w:r>
-      <w:hyperlink r:id="rId10" w:anchor=":~:text=Der%20Ausdruck%20%E2%80%9Eam%20zweit%2Dersten%20Sabbat%E2%80%9C%20bezieht%20sich%2C%20wie%20wir%20glauben%2C" w:history="1">
+      <w:hyperlink r:id="rId11" w:anchor=":~:text=Der%20Ausdruck%20%E2%80%9Eam%20zweit%2Dersten%20Sabbat%E2%80%9C%20bezieht%20sich%2C%20wie%20wir%20glauben%2C" w:history="1">
         <w:r>
           <w:rPr>
             <w:rStyle w:val="Hyperlink"/>
@@ -4686,6 +4650,1351 @@
         </w:rPr>
         <w:t xml:space="preserve">. </w:t>
       </w:r>
+    </w:p>
+    <w:p>
+      <w:pPr>
+        <w:rPr>
+          <w:rtl/>
+        </w:rPr>
+      </w:pPr>
+      <w:hyperlink r:id="rId12" w:history="1">
+        <w:r>
+          <w:rPr>
+            <w:rStyle w:val="Hyperlink"/>
+            <w:rtl/>
+          </w:rPr>
+          <w:t>إصحاح 9</w:t>
+        </w:r>
+      </w:hyperlink>
+    </w:p>
+    <w:p>
+      <w:pPr>
+        <w:rPr>
+          <w:rtl/>
+        </w:rPr>
+      </w:pPr>
+      <w:r>
+        <w:rPr>
+          <w:rFonts w:hint="cs"/>
+          <w:rtl/>
+        </w:rPr>
+        <w:t xml:space="preserve">والآن كان التلاميذ قد تعرفوا وتعلموا في الكثير من الفرص على فِكر، أسلوب وطريقة كما وسلطة سيدهم؛ وهكذا تم إرسالهم؛ فالأعداد 1 </w:t>
+      </w:r>
+      <w:r>
+        <w:rPr>
+          <w:rtl/>
+        </w:rPr>
+        <w:t>–</w:t>
+      </w:r>
+      <w:r>
+        <w:rPr>
+          <w:rFonts w:hint="cs"/>
+          <w:rtl/>
+        </w:rPr>
+        <w:t xml:space="preserve"> 6 تخبرنا كيف تمت إرساليتهم. "</w:t>
+      </w:r>
+      <w:r>
+        <w:rPr>
+          <w:rFonts w:ascii="Tahoma" w:hAnsi="Tahoma" w:cs="Tahoma" w:hint="cs"/>
+          <w:rtl/>
+        </w:rPr>
+        <w:t>﻿</w:t>
+      </w:r>
+      <w:r>
+        <w:rPr>
+          <w:rFonts w:hint="cs"/>
+          <w:rtl/>
+        </w:rPr>
+        <w:t>وَدَعَا</w:t>
+      </w:r>
+      <w:r>
+        <w:rPr>
+          <w:rFonts w:hint="cs"/>
+          <w:rtl/>
+        </w:rPr>
+        <w:t xml:space="preserve"> (جمعهم معًا)</w:t>
+      </w:r>
+      <w:r>
+        <w:rPr>
+          <w:rtl/>
+        </w:rPr>
+        <w:t xml:space="preserve"> </w:t>
+      </w:r>
+      <w:r>
+        <w:rPr>
+          <w:rFonts w:hint="cs"/>
+          <w:rtl/>
+        </w:rPr>
+        <w:t>...</w:t>
+      </w:r>
+      <w:r>
+        <w:rPr>
+          <w:rtl/>
+        </w:rPr>
+        <w:t xml:space="preserve"> </w:t>
+      </w:r>
+      <w:r>
+        <w:rPr>
+          <w:rFonts w:hint="cs"/>
+          <w:rtl/>
+        </w:rPr>
+        <w:t>وَأَعْطَاهُمْ</w:t>
+      </w:r>
+      <w:r>
+        <w:rPr>
+          <w:rtl/>
+        </w:rPr>
+        <w:t xml:space="preserve"> </w:t>
+      </w:r>
+      <w:r>
+        <w:rPr>
+          <w:rFonts w:hint="cs"/>
+          <w:rtl/>
+        </w:rPr>
+        <w:t>...</w:t>
+      </w:r>
+      <w:r>
+        <w:rPr>
+          <w:rtl/>
+        </w:rPr>
+        <w:t xml:space="preserve"> </w:t>
+      </w:r>
+      <w:r>
+        <w:rPr>
+          <w:rFonts w:ascii="Tahoma" w:hAnsi="Tahoma" w:cs="Tahoma" w:hint="cs"/>
+          <w:rtl/>
+        </w:rPr>
+        <w:t>﻿</w:t>
+      </w:r>
+      <w:r>
+        <w:rPr>
+          <w:rFonts w:hint="cs"/>
+          <w:rtl/>
+        </w:rPr>
+        <w:t>وَأَرْسَلَهُمْ</w:t>
+      </w:r>
+      <w:r>
+        <w:rPr>
+          <w:rtl/>
+        </w:rPr>
+        <w:t xml:space="preserve"> </w:t>
+      </w:r>
+      <w:r>
+        <w:rPr>
+          <w:rFonts w:hint="cs"/>
+          <w:rtl/>
+        </w:rPr>
+        <w:t>...</w:t>
+      </w:r>
+      <w:r>
+        <w:rPr>
+          <w:rFonts w:ascii="Tahoma" w:hAnsi="Tahoma" w:cs="Tahoma" w:hint="cs"/>
+          <w:rtl/>
+        </w:rPr>
+        <w:t>﻿</w:t>
+      </w:r>
+      <w:r>
+        <w:rPr>
+          <w:rtl/>
+        </w:rPr>
+        <w:t xml:space="preserve"> </w:t>
+      </w:r>
+      <w:r>
+        <w:rPr>
+          <w:rFonts w:ascii="Tahoma" w:hAnsi="Tahoma" w:cs="Tahoma" w:hint="cs"/>
+          <w:rtl/>
+        </w:rPr>
+        <w:t>﻿</w:t>
+      </w:r>
+      <w:r>
+        <w:rPr>
+          <w:rFonts w:hint="cs"/>
+          <w:rtl/>
+        </w:rPr>
+        <w:t>وَقَالَ</w:t>
+      </w:r>
+      <w:r>
+        <w:rPr>
+          <w:rtl/>
+        </w:rPr>
+        <w:t xml:space="preserve"> </w:t>
+      </w:r>
+      <w:r>
+        <w:rPr>
+          <w:rFonts w:hint="cs"/>
+          <w:rtl/>
+        </w:rPr>
+        <w:t>لَهُمْ</w:t>
+      </w:r>
+      <w:r>
+        <w:rPr>
+          <w:rFonts w:hint="cs"/>
+          <w:rtl/>
+        </w:rPr>
+        <w:t xml:space="preserve">..." فتسلسل الأفعال </w:t>
+      </w:r>
+      <w:r>
+        <w:rPr>
+          <w:rFonts w:hint="cs"/>
+          <w:rtl/>
+        </w:rPr>
+        <w:t xml:space="preserve">هي جدًا </w:t>
+      </w:r>
+      <w:r>
+        <w:rPr>
+          <w:rFonts w:hint="cs"/>
+          <w:rtl/>
+        </w:rPr>
+        <w:t>غنية بالتعليم</w:t>
+      </w:r>
+      <w:r>
+        <w:rPr>
+          <w:rFonts w:hint="cs"/>
+          <w:rtl/>
+        </w:rPr>
+        <w:t xml:space="preserve">. فلقد كان اختياره هو وليس اختيارنا نحن. وهو لم يدعُهم فقط، إلا أنه أعطاهم أيضًا السيادة والقوة، وذلك وفق الخدمة التي دعا إليها. فهو لا يُرسل إلا من بعد منحه القوة. ومن ثم هو يسلّم التعليمات الخاصة عند الإرسالية، والتي لها أهميتها في خدمتهم وسترشدهم في ذلك. فالأحكام التي سلّمها كانت مطابقة تمامًا للمُرسلين في حملهم الشهادة عن </w:t>
+      </w:r>
+      <w:proofErr w:type="spellStart"/>
+      <w:r>
+        <w:rPr>
+          <w:rFonts w:hint="cs"/>
+          <w:rtl/>
+        </w:rPr>
+        <w:t>المسيّا</w:t>
+      </w:r>
+      <w:proofErr w:type="spellEnd"/>
+      <w:r>
+        <w:rPr>
+          <w:rFonts w:hint="cs"/>
+          <w:rtl/>
+        </w:rPr>
+        <w:t xml:space="preserve">، لقد كانت شهادة </w:t>
+      </w:r>
+      <w:proofErr w:type="spellStart"/>
+      <w:r>
+        <w:rPr>
+          <w:rFonts w:hint="cs"/>
+          <w:rtl/>
+        </w:rPr>
+        <w:t>المسيّا</w:t>
+      </w:r>
+      <w:proofErr w:type="spellEnd"/>
+      <w:r>
+        <w:rPr>
+          <w:rFonts w:hint="cs"/>
+          <w:rtl/>
+        </w:rPr>
+        <w:t>، ابن الإنسان، الذي كان هو بشخصه في ذلك الوقت على الأرض.</w:t>
+      </w:r>
+    </w:p>
+    <w:p>
+      <w:pPr>
+        <w:rPr>
+          <w:rtl/>
+        </w:rPr>
+      </w:pPr>
+      <w:r>
+        <w:rPr>
+          <w:rFonts w:hint="cs"/>
+          <w:rtl/>
+        </w:rPr>
+        <w:t xml:space="preserve">فهي ليست الشهادة بأن نكون مدعوين بأن نستمر في الحياة. فشهادتنا موضوعها أو مضمونها هو المسيح، مَن قام وتمجّد في العلاء. </w:t>
+      </w:r>
+      <w:r>
+        <w:rPr>
+          <w:rFonts w:hint="cs"/>
+          <w:rtl/>
+        </w:rPr>
+        <w:t>إلا أن كل خدمة نقوم بها هي أيضًا خاضعة لذات هذه الشروط تمامًا. فلا بد وأن يدعو ويُرسل. وإن دعا أحدنا فسيمده بالقوة والنعمة بقدر احتياجه للعمل. ومتى ما أُرسلنا فعلينا أيضًا أن نحترص للتعليمات التي سلمنا إياها.</w:t>
+      </w:r>
+    </w:p>
+    <w:p>
+      <w:pPr>
+        <w:rPr>
+          <w:rtl/>
+        </w:rPr>
+      </w:pPr>
+      <w:r>
+        <w:rPr>
+          <w:rFonts w:hint="cs"/>
+          <w:rtl/>
+        </w:rPr>
+        <w:t xml:space="preserve">فالتلاميذ خرجوا بقوة سيدهم، الذي كان وراء عملهم. فالشهادة </w:t>
+      </w:r>
+      <w:r>
+        <w:rPr>
+          <w:rFonts w:hint="cs"/>
+          <w:rtl/>
+        </w:rPr>
+        <w:t xml:space="preserve">انتشرت على نحو </w:t>
+      </w:r>
+      <w:r>
+        <w:rPr>
+          <w:rFonts w:hint="cs"/>
+          <w:rtl/>
+        </w:rPr>
+        <w:t>واسع جدًا، حتى أن الأمر اجتذب انتباه ملكًا شريرًا مثل هيرودس ليلتفت إلى الرب. والسؤال الشائع عندها كان: "مَن هذا؟" والشعب طرح هذا السؤال ودخل في متاهات أفكاره. والسؤال أشغل أيضًا فكر هيرودس، الذي أدخله في حيرة شديدة، إذ كان</w:t>
+      </w:r>
+      <w:r>
+        <w:rPr>
+          <w:rFonts w:hint="cs"/>
+          <w:rtl/>
+        </w:rPr>
+        <w:t xml:space="preserve"> قد قطع رأس يوحنا. وأمنيته بأن يرى يسوع تحققت</w:t>
+      </w:r>
+      <w:r>
+        <w:rPr>
+          <w:rFonts w:hint="eastAsia"/>
+          <w:rtl/>
+        </w:rPr>
+        <w:t>،</w:t>
+      </w:r>
+      <w:r>
+        <w:rPr>
+          <w:rFonts w:hint="cs"/>
+          <w:rtl/>
+        </w:rPr>
+        <w:t xml:space="preserve"> ولكن ليس بالصورة التي تصورها (انظر لوقا 23: 8 </w:t>
+      </w:r>
+      <w:r>
+        <w:rPr>
+          <w:rtl/>
+        </w:rPr>
+        <w:t>–</w:t>
+      </w:r>
+      <w:r>
+        <w:rPr>
+          <w:rFonts w:hint="cs"/>
+          <w:rtl/>
+        </w:rPr>
+        <w:t xml:space="preserve"> 11).</w:t>
+      </w:r>
+    </w:p>
+    <w:p>
+      <w:pPr>
+        <w:rPr>
+          <w:rtl/>
+        </w:rPr>
+      </w:pPr>
+      <w:r>
+        <w:rPr>
+          <w:rFonts w:hint="cs"/>
+          <w:rtl/>
+        </w:rPr>
+        <w:t>كل تفاصيل حملة تبشير التلاميذ سادها الصمت. والعدد 10 يخبرنا بأنه</w:t>
+      </w:r>
+      <w:r>
+        <w:rPr>
+          <w:rFonts w:hint="cs"/>
+          <w:rtl/>
+        </w:rPr>
+        <w:t>م</w:t>
+      </w:r>
+      <w:r>
+        <w:rPr>
+          <w:rFonts w:hint="cs"/>
+          <w:rtl/>
+        </w:rPr>
+        <w:t xml:space="preserve"> عادوا وأخبروا سيدهم بكل ما فعلوه، وأخذهم إلى موضع خلاء (أو أخذهم جانبًا). وهذا ما سوف يحدث مع جميعنا عندما سنقابله عند مجيئه. وهذا معناه، بأننا سنظهر أمام كرسي قضاءه، وهذا يحدث في </w:t>
+      </w:r>
+      <w:proofErr w:type="spellStart"/>
+      <w:r>
+        <w:rPr>
+          <w:rFonts w:hint="cs"/>
+          <w:rtl/>
+        </w:rPr>
+        <w:t>إلفة</w:t>
+      </w:r>
+      <w:proofErr w:type="spellEnd"/>
+      <w:r>
+        <w:rPr>
+          <w:rFonts w:hint="cs"/>
+          <w:rtl/>
+        </w:rPr>
+        <w:t xml:space="preserve"> الاقتراب والراحة داخل محضره.</w:t>
+      </w:r>
+    </w:p>
+    <w:p>
+      <w:pPr>
+        <w:rPr>
+          <w:rtl/>
+        </w:rPr>
+      </w:pPr>
+      <w:r>
+        <w:rPr>
+          <w:rFonts w:hint="cs"/>
+          <w:rtl/>
+        </w:rPr>
+        <w:t>بالنسبة له فلم يحظَ براحة في هذه الفرصة. فعلى الرغم من أن المكان كان عراء، إلا أنه اجتذب الجموع إليه، وهو لم يرد أحدًا منهم. هو قبلهم، وتكلم عن ملكوت الله، وشفى، وعندما مال النهار ودنا المساء وكانوا قد جاعوا أعطاهم ليأكلوا.</w:t>
+      </w:r>
+    </w:p>
+    <w:p>
+      <w:pPr>
+        <w:rPr>
+          <w:rtl/>
+        </w:rPr>
+      </w:pPr>
+      <w:r>
+        <w:rPr>
+          <w:rFonts w:hint="cs"/>
+          <w:rtl/>
+        </w:rPr>
+        <w:t>لقد تصرف التلاميذ كما نتصرف نحن، وكان عليهم أن يتعلموا الكثير. فمع أنهم أُرسلوا كحاملي بشارته</w:t>
+      </w:r>
+      <w:r>
+        <w:rPr>
+          <w:rFonts w:hint="cs"/>
+          <w:rtl/>
+        </w:rPr>
+        <w:t>، إلا أنه لم يكن لديهم شعور بسلطانه وكفاية سداده لكل أمر. لهذا هم حكموا على الأوضاع الصعبة في نور قدرة استيعابهم ومواردهم بدلاً من أن يروا كل شيء من طرفه هو. حينما قال لهم: "</w:t>
+      </w:r>
+      <w:r>
+        <w:rPr>
+          <w:rtl/>
+        </w:rPr>
+        <w:t>«أَعْطُوهُمْ أَنْتُمْ لِيَأْكُلُوا»</w:t>
+      </w:r>
+      <w:r>
+        <w:rPr>
+          <w:rFonts w:hint="cs"/>
+          <w:rtl/>
+        </w:rPr>
+        <w:t xml:space="preserve">"، فكروا بالخبز والسمك الذي كان لديهم </w:t>
+      </w:r>
+      <w:r>
+        <w:rPr>
+          <w:rtl/>
+        </w:rPr>
+        <w:t>–</w:t>
+      </w:r>
+      <w:r>
+        <w:rPr>
+          <w:rFonts w:hint="cs"/>
+          <w:rtl/>
+        </w:rPr>
+        <w:t xml:space="preserve"> ويا له من مخزون هزيل يُرثى له. وكان عليهم أن يقولوا: "يا رب، إليك أعيننا ومن دواعي سرورنا بأن نعطيهم كل ما تعطيه أنت."</w:t>
+      </w:r>
+    </w:p>
+    <w:p>
+      <w:pPr>
+        <w:rPr>
+          <w:rtl/>
+        </w:rPr>
+      </w:pPr>
+      <w:r>
+        <w:rPr>
+          <w:rFonts w:hint="cs"/>
+          <w:rtl/>
+        </w:rPr>
+        <w:t>ما أسهل الأمر الذي يأتي في فكرنا، فيما كان عليهم أن يقولوه، ومع ذلك فإننا نقع في ذات الغلطة مثلهم. فعلينا أن نتعلم، بأنه عندما يأمر فهو أيضًا يؤهّل للقيام بالأمر، ولم يكن على التلاميذ إلا بأن يوزعوا عطاياه الوفيرة. وبهذا هم تلقوا تعليمًا وإرشادًا عن كفاية الإمداد الذي كان فيه.</w:t>
+      </w:r>
+    </w:p>
+    <w:p>
+      <w:pPr>
+        <w:rPr>
+          <w:rtl/>
+        </w:rPr>
+      </w:pPr>
+      <w:r>
+        <w:rPr>
+          <w:rFonts w:hint="cs"/>
+          <w:rtl/>
+        </w:rPr>
+        <w:t xml:space="preserve">قبل أن أكثر يسوع </w:t>
+      </w:r>
+      <w:proofErr w:type="spellStart"/>
+      <w:r>
+        <w:rPr>
+          <w:rFonts w:hint="cs"/>
+          <w:rtl/>
+        </w:rPr>
+        <w:t>الخبزات</w:t>
+      </w:r>
+      <w:proofErr w:type="spellEnd"/>
+      <w:r>
+        <w:rPr>
+          <w:rFonts w:hint="cs"/>
+          <w:rtl/>
+        </w:rPr>
+        <w:t xml:space="preserve"> والسمكات، رفع نظره إلى السماء وبالتالي ربط عمله بالله علنًا. فهو بالتالي عبّر عن مكانته المعتمدة التي تقبلها وأخذها في </w:t>
+      </w:r>
+      <w:proofErr w:type="spellStart"/>
+      <w:r>
+        <w:rPr>
+          <w:rFonts w:hint="cs"/>
+          <w:rtl/>
+        </w:rPr>
+        <w:t>ناسوته</w:t>
+      </w:r>
+      <w:proofErr w:type="spellEnd"/>
+      <w:r>
+        <w:rPr>
+          <w:rFonts w:hint="cs"/>
+          <w:rtl/>
+        </w:rPr>
+        <w:t>. فالنعمة كانت نعمة الله، مع أنها فاضت إلى الناس.</w:t>
+      </w:r>
+    </w:p>
+    <w:p>
+      <w:pPr>
+        <w:rPr>
+          <w:rtl/>
+        </w:rPr>
+      </w:pPr>
+      <w:r>
+        <w:rPr>
+          <w:rFonts w:hint="cs"/>
+          <w:rtl/>
+        </w:rPr>
+        <w:t xml:space="preserve"> </w:t>
+      </w:r>
+      <w:r>
+        <w:rPr>
+          <w:rFonts w:hint="cs"/>
+          <w:rtl/>
+        </w:rPr>
+        <w:t xml:space="preserve">فمن بعدما أن اختبر التلاميذ بصيصًا من ملئه، حذرهم من رفضه الذي سيحدث قريبًا ومن عواقبه، بقدر ما كان له علاقة مباشرة بهم. فبالنظر إلى شخصه كان الشعب لا زال محتجبًا عنه تمامًا، إلا أن بطرس </w:t>
+      </w:r>
+      <w:r>
+        <w:rPr>
+          <w:rtl/>
+        </w:rPr>
+        <w:t>–</w:t>
+      </w:r>
+      <w:r>
+        <w:rPr>
+          <w:rFonts w:hint="cs"/>
+          <w:rtl/>
+        </w:rPr>
+        <w:t xml:space="preserve"> وبلا شك التلاميذ الآخرين أيضًا علموا، بأنه هو مسيح الله أو </w:t>
+      </w:r>
+      <w:proofErr w:type="spellStart"/>
+      <w:r>
+        <w:rPr>
+          <w:rFonts w:hint="cs"/>
+          <w:rtl/>
+        </w:rPr>
+        <w:t>المسيا</w:t>
+      </w:r>
+      <w:proofErr w:type="spellEnd"/>
+      <w:r>
+        <w:rPr>
+          <w:rFonts w:hint="cs"/>
+          <w:rtl/>
+        </w:rPr>
+        <w:t xml:space="preserve">. وعلى اعتراف بطرس أوصاهم الرب بأن لا يخبروا أحد بذلك. ولا بد وأن هذه التوصية أدهشتهم للغاية، إذ أن البشارة السارة في أنهم وجدوا </w:t>
+      </w:r>
+      <w:proofErr w:type="spellStart"/>
+      <w:r>
+        <w:rPr>
+          <w:rFonts w:hint="cs"/>
+          <w:rtl/>
+        </w:rPr>
+        <w:t>المسيّا</w:t>
+      </w:r>
+      <w:proofErr w:type="spellEnd"/>
+      <w:r>
+        <w:rPr>
+          <w:rFonts w:hint="cs"/>
+          <w:rtl/>
+        </w:rPr>
+        <w:t>، كان هو الموضوع الأساسي في شهادتهم في تلك اللحظة. أما الآن فكانت اللحظة قد أتت حتى يعلموا، ب</w:t>
+      </w:r>
+      <w:r>
+        <w:rPr>
+          <w:rFonts w:hint="cs"/>
+          <w:rtl/>
+        </w:rPr>
+        <w:t xml:space="preserve">أنه لم يكن ما </w:t>
+      </w:r>
+      <w:proofErr w:type="spellStart"/>
+      <w:r>
+        <w:rPr>
+          <w:rFonts w:hint="cs"/>
+          <w:rtl/>
+        </w:rPr>
+        <w:t>سيواجهه</w:t>
+      </w:r>
+      <w:proofErr w:type="spellEnd"/>
+      <w:r>
+        <w:rPr>
+          <w:rFonts w:hint="cs"/>
+          <w:rtl/>
+        </w:rPr>
+        <w:t xml:space="preserve"> هو مجد </w:t>
+      </w:r>
+      <w:proofErr w:type="spellStart"/>
+      <w:r>
+        <w:rPr>
+          <w:rFonts w:hint="cs"/>
+          <w:rtl/>
+        </w:rPr>
+        <w:t>المسيّا</w:t>
+      </w:r>
+      <w:proofErr w:type="spellEnd"/>
+      <w:r>
+        <w:rPr>
+          <w:rFonts w:hint="cs"/>
+          <w:rtl/>
+        </w:rPr>
+        <w:t xml:space="preserve"> الأرضي، وإنما الموت والقيامة. ومن ضمن هذا البلاغ تكلم الرب عن نفسه بكونه ابن الإنسان </w:t>
+      </w:r>
+      <w:r>
+        <w:rPr>
+          <w:rtl/>
+        </w:rPr>
+        <w:t>–</w:t>
+      </w:r>
+      <w:r>
+        <w:rPr>
+          <w:rFonts w:hint="cs"/>
+          <w:rtl/>
+        </w:rPr>
+        <w:t xml:space="preserve"> وهو لقب له بُعده فيما يعنيه. </w:t>
+      </w:r>
+      <w:proofErr w:type="spellStart"/>
+      <w:r>
+        <w:rPr>
+          <w:rFonts w:hint="cs"/>
+          <w:rtl/>
+        </w:rPr>
+        <w:t>فالمسيّا</w:t>
+      </w:r>
+      <w:proofErr w:type="spellEnd"/>
+      <w:r>
+        <w:rPr>
+          <w:rFonts w:hint="cs"/>
+          <w:rtl/>
+        </w:rPr>
+        <w:t xml:space="preserve"> سيملك على إسرائيل والأمم بحسب ما ورد في مزمور 2. فابن الإنسان كل الأشياء ستكون عند قدميه </w:t>
+      </w:r>
+      <w:proofErr w:type="spellStart"/>
+      <w:r>
+        <w:rPr>
+          <w:rFonts w:hint="cs"/>
+          <w:rtl/>
+        </w:rPr>
+        <w:t>بحسبما</w:t>
+      </w:r>
+      <w:proofErr w:type="spellEnd"/>
+      <w:r>
+        <w:rPr>
+          <w:rFonts w:hint="cs"/>
+          <w:rtl/>
+        </w:rPr>
+        <w:t xml:space="preserve"> ورد في مزمور 8.</w:t>
+      </w:r>
+    </w:p>
+    <w:p>
+      <w:pPr>
+        <w:rPr>
+          <w:rtl/>
+        </w:rPr>
+      </w:pPr>
+      <w:r>
+        <w:rPr>
+          <w:rFonts w:hint="cs"/>
+          <w:rtl/>
+        </w:rPr>
+        <w:t xml:space="preserve">وفي أن الرب تكلم هكذا عن ذاته ابتدأ يوسّع أفكارهم نحو التطورات الجديدة المزمعة أن تحدث قريبًا، من دون طرحها بالتفصيل في تلك اللحظة. إلا أنه أعطاهم ليفهموا بشكل واضح جدًا، بأنه حتى وإن كان مُقدمًا على الموت، فهم كذلك كان عليهم أن يحسبوا هذا الحساب أيضًا. وهذا بالتأكيد ما تعنيه الكلمات: "... </w:t>
+      </w:r>
+      <w:r>
+        <w:rPr>
+          <w:rtl/>
+        </w:rPr>
+        <w:t>فَلْيُنْكِرْ نَفْسَهُ وَيَحْمِلْ صَلِيبَهُ كُلَّ يَوْمٍ، وَيَتْبَعْنِي.</w:t>
+      </w:r>
+      <w:r>
+        <w:rPr>
+          <w:rFonts w:hint="cs"/>
+          <w:rtl/>
+        </w:rPr>
+        <w:t xml:space="preserve">" فإنكاره لذاته هو تقبّل الموت في أحشائه </w:t>
+      </w:r>
+      <w:r>
+        <w:rPr>
+          <w:rtl/>
+        </w:rPr>
+        <w:t>–</w:t>
+      </w:r>
+      <w:r>
+        <w:rPr>
+          <w:rFonts w:hint="cs"/>
+          <w:rtl/>
+        </w:rPr>
+        <w:t xml:space="preserve"> </w:t>
+      </w:r>
+      <w:r>
+        <w:rPr>
+          <w:rFonts w:hint="cs"/>
+          <w:rtl/>
+        </w:rPr>
+        <w:t>موت كل ما يُحرّك ويؤثّر على الإرادة الذاتية. فأن نحمل صليبه يوميًا هو قبولنا للموت ظاهريًا، لأنه متى ما رأى العالم أحدًا يحمل صليبه علِم بأنه محكوم عليه بالموت.</w:t>
+      </w:r>
+    </w:p>
+    <w:p>
+      <w:pPr>
+        <w:rPr>
+          <w:rtl/>
+        </w:rPr>
+      </w:pPr>
+      <w:r>
+        <w:rPr>
+          <w:rFonts w:hint="cs"/>
+          <w:rtl/>
+        </w:rPr>
+        <w:t xml:space="preserve">والأعداد 24 </w:t>
+      </w:r>
+      <w:r>
+        <w:rPr>
+          <w:rtl/>
+        </w:rPr>
+        <w:t>–</w:t>
+      </w:r>
+      <w:r>
+        <w:rPr>
+          <w:rFonts w:hint="cs"/>
+          <w:rtl/>
+        </w:rPr>
+        <w:t xml:space="preserve"> 26 تتوسع في هذه الفكرة. فهنالك حياة تسير على هُدى تصورات هذا العالم، تكونها كل الأشياء التي تتفق مع مذاق وذوق الإنسان الطبيعي. وإن أردنا بأن ننقذ تلك الحياة، كل ما علينا هو فقط أن نخسرها أو نهلكها. إلا أن سبيل المتتلمذ يمتد نحو فقدانه لحياته من أجل المسيح، وعندها سنُنجد الحياة في صريح العبارة، أي الحياة التي هي فعليًا حياة. فإنسان العالم يسعى ويتملك الحياة التي بحسب هذا العالم وينتهي في فقدان ذاته، وهذه الخسارة هي أبدية</w:t>
+      </w:r>
+      <w:r>
+        <w:rPr>
+          <w:rFonts w:hint="cs"/>
+          <w:rtl/>
+        </w:rPr>
+        <w:t xml:space="preserve"> ولهذا لا يمكن استردادها أو إصلاح هذه الخسارة. فالتلميذ الذي يخسر حياة هذا العالم، هو في النهاية ليس خسران. فالعدد 26 يتكلم حصريًا عن شخص في خزي وخجل في أنه استحى. والعكس هو أيضًا صحيح: فالذي لا يستحي سيقدّم الرب له تقديره واحترامه في يوم مجده.</w:t>
+      </w:r>
+    </w:p>
+    <w:p>
+      <w:pPr>
+        <w:rPr>
+          <w:rtl/>
+        </w:rPr>
+      </w:pPr>
+      <w:r>
+        <w:rPr>
+          <w:rFonts w:hint="cs"/>
+          <w:rtl/>
+        </w:rPr>
+        <w:t xml:space="preserve">لقد علِم الرب بأن كلامه سيكون له وقعه كضربة على التلاميذ، ولهذا هو أعدّ لهم على الفور تعزية وتشجيعًا كبيرًا، ليس مجرد كلامًا، بقدر ما أراهم مجده. وهو لم يضمن هذا المشهد للجميع وإنما لثلاثة منهم كان قد اختارهم، وكان بوسعهم بعدها أن يخبروا الآخرين أيضًا. ففي التجلي هم رأوا ملكوت الله، </w:t>
+      </w:r>
+      <w:r>
+        <w:rPr>
+          <w:rFonts w:hint="cs"/>
+          <w:rtl/>
+        </w:rPr>
+        <w:t>إذ كانوا قد أصبحوا في تلك اللحظة القصيرة شهود عيان لعظمته المجيدة "</w:t>
+      </w:r>
+      <w:r>
+        <w:rPr>
+          <w:rtl/>
+        </w:rPr>
+        <w:t>كُنَّا مُعَايِنِينَ عَظَمَتَهُ.</w:t>
+      </w:r>
+      <w:r>
+        <w:rPr>
+          <w:rFonts w:hint="cs"/>
+          <w:rtl/>
+        </w:rPr>
+        <w:t xml:space="preserve">" (2. بطرس 1: 16). فالعبارة التي نطق بها الرب </w:t>
+      </w:r>
+      <w:r>
+        <w:rPr>
+          <w:rtl/>
+        </w:rPr>
+        <w:t>–</w:t>
+      </w:r>
+      <w:r>
+        <w:rPr>
+          <w:rFonts w:hint="cs"/>
+          <w:rtl/>
+        </w:rPr>
+        <w:t xml:space="preserve"> "</w:t>
+      </w:r>
+      <w:r>
+        <w:rPr>
+          <w:rtl/>
+        </w:rPr>
+        <w:t>يَذُوقُونَ الْمَوْتَ</w:t>
+      </w:r>
+      <w:r>
+        <w:rPr>
+          <w:rFonts w:hint="cs"/>
+          <w:rtl/>
+        </w:rPr>
+        <w:t xml:space="preserve">"- هي جديرة بانتباهنا. فهو لم يتوقف فقط عن موته الفعلي، وإنما واصل حديثه ليصل الاختبار الروحي، الذي كان قد أشار إليه في العدد 23. وهو ينطبق مبدئيًا علينا نحن أيضًا. وفقط </w:t>
+      </w:r>
+      <w:r>
+        <w:rPr>
+          <w:rFonts w:hint="cs"/>
+          <w:rtl/>
+        </w:rPr>
+        <w:t>إن كنا</w:t>
+      </w:r>
+      <w:r>
+        <w:rPr>
+          <w:rFonts w:hint="cs"/>
+          <w:rtl/>
+        </w:rPr>
+        <w:t xml:space="preserve"> نرى الملكوت بالإيمان نكون مهيئين بأن نذوق الموت بهذه الصورة اختباريًا.</w:t>
+      </w:r>
+    </w:p>
+    <w:p>
+      <w:pPr>
+        <w:rPr>
+          <w:rtl/>
+        </w:rPr>
+      </w:pPr>
+      <w:r>
+        <w:rPr>
+          <w:rFonts w:hint="cs"/>
+          <w:rtl/>
+        </w:rPr>
+        <w:t>ومن جديد نحن نرى الرب مصليًا، ولوقا الوحيد الذي يخبر بأن التجلي حدث وهو يصلي. وهذه حقيقة لها أثرها، بأن المُصَلّي كان إنسانًا معتمدًا ومتوكلاً</w:t>
+      </w:r>
+      <w:r>
+        <w:rPr>
+          <w:rFonts w:hint="cs"/>
+          <w:rtl/>
+        </w:rPr>
+        <w:t xml:space="preserve"> هو مَن لمع كالملك في مجده. وكان داود قد قال قبل زمن طويل: "</w:t>
+      </w:r>
+      <w:r>
+        <w:rPr>
+          <w:rtl/>
+        </w:rPr>
+        <w:t>إِذَا تَسَلَّطَ عَلَى النَّاسِ بَارٌّ يَتَسَلَّطُ بِخَوْفِ اللهِ،</w:t>
+      </w:r>
+      <w:r>
+        <w:rPr>
+          <w:rFonts w:hint="cs"/>
+          <w:rtl/>
+        </w:rPr>
+        <w:t>" (2. صموئيل 23: 3). إننا نرى هنا مَن سيتولى المُلك وسيحفظه لله في أن سيتسلط (يملك) كإنسان معتمد وخاضع. فكل عناصر الملكوت العتيد كانت موجودة هنا في مثال. فالملك بذاته كان ظاهرًا كالموضوع المركزي. موسى وإيليا ظهرا من العالم السماوي الغير منظور-، فهما صورة ومثال للقديسين السماويين، الذين سيظهرون مع الملك عند ظهوره.</w:t>
+      </w:r>
+    </w:p>
+    <w:p>
+      <w:pPr>
+        <w:rPr>
+          <w:rtl/>
+        </w:rPr>
+      </w:pPr>
+      <w:r>
+        <w:rPr>
+          <w:rFonts w:hint="cs"/>
+          <w:rtl/>
+        </w:rPr>
+        <w:t>موسى هو صورة للقديسين الذين قاموا من الأموات، وإيليا صورة للذين اختُطفوا دون أن يذوقوا الموت. وأخيرًا كل من بطرس، يعقوب ويوحنا يمثلون القديسين، الذين سيكونون على الأرض</w:t>
+      </w:r>
+      <w:r>
+        <w:rPr>
+          <w:rFonts w:hint="cs"/>
+          <w:rtl/>
+        </w:rPr>
+        <w:t xml:space="preserve"> مُباركين في نور مجده.</w:t>
+      </w:r>
+    </w:p>
+    <w:p>
+      <w:pPr>
+        <w:rPr>
+          <w:rtl/>
+        </w:rPr>
+      </w:pPr>
+      <w:r>
+        <w:rPr>
+          <w:rFonts w:hint="cs"/>
+          <w:rtl/>
+        </w:rPr>
+        <w:t>وبينما كان التلاميذ مثقلين في نومهم، كلّم القديسان السماويان الربَ عن موته القريب، والذي هو الأساس الذي سيقوم عليه المجد. لوقا يُسمّيه "خروجه"، هذا لأنه كان يقصد خروجه من النظام الأرضي الذي كان قد دخله، ودخوله عالَمَ ذلك النظام بقيامته من الأموات. وحينما استيقظ التلاميذ، كل ما فكّر به بطرس هو استمرار النظام الأرضي واستبقاء سيده فيه. وكان من الممكن أن يستبقي موسى وإيليا أيضًا فيه لو سُمح له بذلك، في أن تُبنى ثلاث مظال. حتى إلى تلك اللحظة لم يستوعب واقع نظام الأمور السماوية والتي انكشفت أمام مرأى عينيه. ففي الواقع هو كان لا يزال لم يستوعب أعظم ما في مجد الرب يسوع.</w:t>
+      </w:r>
+    </w:p>
+    <w:p>
+      <w:pPr>
+        <w:rPr>
+          <w:rtl/>
+        </w:rPr>
+      </w:pPr>
+      <w:r>
+        <w:rPr>
+          <w:rFonts w:hint="cs"/>
+          <w:rtl/>
+        </w:rPr>
+        <w:t>ولذا أتت السحابة في تلك اللحظة</w:t>
+      </w:r>
+      <w:r>
+        <w:rPr>
+          <w:rFonts w:hint="cs"/>
+          <w:rtl/>
+        </w:rPr>
+        <w:t xml:space="preserve"> </w:t>
+      </w:r>
+      <w:r>
+        <w:rPr>
+          <w:rtl/>
+        </w:rPr>
+        <w:t>–</w:t>
+      </w:r>
+      <w:r>
+        <w:rPr>
+          <w:rFonts w:hint="cs"/>
+          <w:rtl/>
+        </w:rPr>
+        <w:t xml:space="preserve"> ومن الواضح أنها السحابة المعروفة للحضور الإلهي </w:t>
+      </w:r>
+      <w:r>
+        <w:rPr>
+          <w:rtl/>
+        </w:rPr>
+        <w:t>–</w:t>
+      </w:r>
+      <w:r>
+        <w:rPr>
+          <w:rFonts w:hint="cs"/>
+          <w:rtl/>
+        </w:rPr>
+        <w:t xml:space="preserve"> وظللتهم في جلائها، حتى أنهم خافوا وصمتوا. ومن ثم أذاع صوت الآب بأسمى مجد الرب يسوع وميزه بكونه المتكلم الواحد والوحيد، الذي على الجميع أن يسمع له. فلا موسى ولا إيليا كان يجب وضعهما ولو للحظة واحدة في ذات مستواه. ففي الواقع كان يجب أن يوجَد يسوع "وحده". فمع أن بطرس لم يكن قد فهم في تلك اللحظة معنى كامل الصورة ولهذا هو لم يُخبر في تلك الأيام "أحدًا بشيء"، إلا أنه فعل ذلك لاحقًا، كما يظهر تلميحه إلى ذلك بشكل واضح في رسالته الثانية.</w:t>
+      </w:r>
+      <w:r>
+        <w:rPr>
+          <w:rFonts w:hint="cs"/>
+          <w:rtl/>
+        </w:rPr>
+        <w:t xml:space="preserve"> واختباره هذا ثبّت له ولنا أيضًا الكلمة النبوية، في أنها أكّدت بأننا في انتظارنا "</w:t>
+      </w:r>
+      <w:r>
+        <w:rPr>
+          <w:rtl/>
+        </w:rPr>
+        <w:t>مَلَكُوتِ رَبِّنَا وَمُخَلِّصِنَا يَسُوعَ الْمَسِيحِ الأَبَدِيِّ.</w:t>
+      </w:r>
+      <w:r>
+        <w:rPr>
+          <w:rFonts w:hint="cs"/>
+          <w:rtl/>
+        </w:rPr>
+        <w:t>" لم "</w:t>
+      </w:r>
+      <w:r>
+        <w:rPr>
+          <w:rtl/>
+        </w:rPr>
+        <w:t>نَتْبَعْ خُرَافَاتٍ مُصَنَّعَةً</w:t>
+      </w:r>
+      <w:r>
+        <w:rPr>
+          <w:rFonts w:hint="cs"/>
+          <w:rtl/>
+        </w:rPr>
+        <w:t>"، وإنما اعتمدنا على حق موثوق به.</w:t>
+      </w:r>
+    </w:p>
+    <w:p>
+      <w:pPr>
+        <w:rPr>
+          <w:rtl/>
+        </w:rPr>
+      </w:pPr>
+      <w:r>
+        <w:rPr>
+          <w:rFonts w:hint="cs"/>
+          <w:rtl/>
+        </w:rPr>
+        <w:t>وكم كان التناقض كبيرًا حينما نزلوا في اليوم التالي من الجبل! ففوق كان الكل في مجد، سلطان ومجد المسيح يحيطه النظام والسلام. وفي الأسفل كل شيء كان خاضعًا لسلطة إبليس وكان في حالة تشويش وحيرة. والتلاميذ التسعة الذين بقوا عند سفح الجبل لم يكونوا قادرين على شفاء الابن الذي فيه شيطان. والأب الحيران التجأ إلى الرب، ولكن من الواضح أنه لم يعُد لديه أمل بأنه يمكنه أن يفعل أي شيء</w:t>
+      </w:r>
+      <w:r>
+        <w:rPr>
+          <w:rFonts w:hint="cs"/>
+          <w:rtl/>
+        </w:rPr>
+        <w:t xml:space="preserve"> آخر. والرب تصرف على الفور وعمل على شفاء وتحرير الغلام من قيوده. والجميع تعجّبوا كثيرًا من عُظم الله البديع. فالسلطة الملكية التي أظهرها وسط هذا الزحام عند سفح الجبل تطابق تمامًا مع المجد الذي تجلى على قمة الجبل في يوم أمس.</w:t>
+      </w:r>
+    </w:p>
+    <w:p>
+      <w:pPr>
+        <w:rPr>
+          <w:rtl/>
+        </w:rPr>
+      </w:pPr>
+      <w:r>
+        <w:rPr>
+          <w:rFonts w:hint="cs"/>
+          <w:rtl/>
+        </w:rPr>
+        <w:t>ومباشرة من بعدما أن أذاع سلطانه، تكلم مرة أخرى عن موته. وقد قال: "</w:t>
+      </w:r>
+      <w:r>
+        <w:rPr>
+          <w:rtl/>
+        </w:rPr>
+        <w:t>ضَعُوا أَنْتُمْ هذَا الْكَلاَمَ فِي آذَانِكُمْ</w:t>
+      </w:r>
+      <w:r>
+        <w:rPr>
+          <w:rFonts w:hint="cs"/>
+          <w:rtl/>
+        </w:rPr>
+        <w:t xml:space="preserve">" أي كلام؟ وهذا ما نسأله، لأن لوقا لم يخبرنا بأي خبر خاص بخصوص طرد الروح النجس. لربما هذا الكلام يُشير إلى الحوار الذي دار على جبل التجلي، والذي كان موضوعه عن خروجه. إلا أن صعوبة الأمر كانت في تلك اللحظة لدى التلاميذ: فهم لم يكن بوسعهم التخلي عن فكرتهم في انتظار ملكوت سيقوم قريبًا على الأرض، ومع ذلك فقد كان الأمر ضروريًا ليفهموا بأنه كان مزمعًا بأن يموت. </w:t>
+      </w:r>
+      <w:r>
+        <w:rPr>
+          <w:rFonts w:hint="cs"/>
+          <w:rtl/>
+        </w:rPr>
+        <w:t>والعاقبة الأسيفة لهذا الأمر نراها في العدد 46.</w:t>
+      </w:r>
+    </w:p>
+    <w:p>
+      <w:pPr>
+        <w:rPr>
+          <w:rtl/>
+        </w:rPr>
+      </w:pPr>
+      <w:r>
+        <w:rPr>
+          <w:rFonts w:hint="cs"/>
+          <w:rtl/>
+        </w:rPr>
+        <w:t xml:space="preserve">إننا في طبيعتنا كائنات تعيش على تصوراتها ونحب الشهرة والعظمة أكثر من أي شيء آخر؛ والجسد في التلميذ لا يختلف عن الجسد الذي في </w:t>
+      </w:r>
+      <w:r>
+        <w:rPr>
+          <w:rFonts w:hint="cs"/>
+          <w:rtl/>
+        </w:rPr>
+        <w:t>غير المؤمن</w:t>
+      </w:r>
+      <w:r>
+        <w:rPr>
+          <w:rFonts w:hint="cs"/>
+          <w:rtl/>
+        </w:rPr>
+        <w:t xml:space="preserve">. ويسوع واجه أفكار قلوبهم بمشهد له مغزاه في ولد صغير وأيضًا بكلام يرينا بأن العظمة الحقيقية تتوفر حيث تظهر عدم أهمية الولد الصغير وحيث يعكس "أصغر" التلاميذ </w:t>
+      </w:r>
+      <w:r>
+        <w:rPr>
+          <w:rFonts w:hint="cs"/>
+          <w:rtl/>
+        </w:rPr>
+        <w:t>قدرًا صورة</w:t>
+      </w:r>
+      <w:r>
+        <w:rPr>
+          <w:rFonts w:hint="cs"/>
+          <w:rtl/>
+        </w:rPr>
+        <w:t xml:space="preserve"> سيده. </w:t>
+      </w:r>
+    </w:p>
+    <w:p>
+      <w:pPr>
+        <w:rPr>
+          <w:rtl/>
+        </w:rPr>
+      </w:pPr>
+      <w:r>
+        <w:rPr>
+          <w:rFonts w:hint="cs"/>
+          <w:rtl/>
+        </w:rPr>
+        <w:t>ويوحنا شعر داخل ضميره بشكل واضح بأن الكلام موجّه إليه في هذا الحدث، حتى أنه ذكر اختبار</w:t>
+      </w:r>
+      <w:r>
+        <w:rPr>
+          <w:rFonts w:hint="cs"/>
+          <w:rtl/>
+        </w:rPr>
+        <w:t>ًا</w:t>
+      </w:r>
+      <w:r>
+        <w:rPr>
+          <w:rFonts w:hint="cs"/>
+          <w:rtl/>
+        </w:rPr>
+        <w:t xml:space="preserve"> اختبره قبل فترة وجيزة. فلقد قاوموا عاملاً غيورًا "</w:t>
+      </w:r>
+      <w:r>
+        <w:rPr>
+          <w:rtl/>
+        </w:rPr>
+        <w:t>لأَنَّهُ لَيْسَ يَتْبَعُ مَعَنَا</w:t>
+      </w:r>
+      <w:r>
+        <w:rPr>
+          <w:rFonts w:hint="cs"/>
+          <w:rtl/>
+        </w:rPr>
+        <w:t>"</w:t>
+      </w:r>
+      <w:r>
+        <w:rPr>
+          <w:rFonts w:hint="cs"/>
+          <w:rtl/>
+        </w:rPr>
+        <w:t xml:space="preserve">. فلقد نسبوا أهمية كبيرة </w:t>
+      </w:r>
+      <w:proofErr w:type="spellStart"/>
+      <w:r>
+        <w:rPr>
+          <w:rFonts w:hint="cs"/>
+          <w:rtl/>
+        </w:rPr>
+        <w:t>لِـ"لنا</w:t>
+      </w:r>
+      <w:proofErr w:type="spellEnd"/>
+      <w:r>
+        <w:rPr>
+          <w:rFonts w:hint="cs"/>
+          <w:rtl/>
+        </w:rPr>
+        <w:t xml:space="preserve">"، لأنه في الأخير يشتمل الأمر فقط على مجموعة من الأفراد ليس لهم أهمية في عيون أنفسهم. فكل الأهمية كانت في الاسم، كما كان الرب قد وضحه لهم. وذلك الرجل الذي طرد الشياطين </w:t>
+      </w:r>
+      <w:r>
+        <w:rPr>
+          <w:rtl/>
+        </w:rPr>
+        <w:t>–</w:t>
+      </w:r>
+      <w:r>
+        <w:rPr>
+          <w:rFonts w:hint="cs"/>
+          <w:rtl/>
+        </w:rPr>
+        <w:t xml:space="preserve"> وهو بالذات الأمر الذي فشلوا فيه -، فعل ذلك "</w:t>
+      </w:r>
+      <w:r>
+        <w:rPr>
+          <w:rtl/>
+        </w:rPr>
+        <w:t>بِاسْمِكَ</w:t>
+      </w:r>
+      <w:r>
+        <w:rPr>
+          <w:rFonts w:hint="cs"/>
+          <w:rtl/>
+        </w:rPr>
+        <w:t>". وبالتالي هو كان لديه قوة الاسم</w:t>
+      </w:r>
+      <w:r>
+        <w:rPr>
+          <w:rFonts w:hint="cs"/>
+          <w:rtl/>
+        </w:rPr>
+        <w:t xml:space="preserve"> وصلاحيته</w:t>
+      </w:r>
+      <w:r>
+        <w:rPr>
+          <w:rFonts w:hint="cs"/>
+          <w:rtl/>
+        </w:rPr>
+        <w:t xml:space="preserve">، وهم كان لديهم الأهمية الموهومين بها "نحن". الرب تعامل بحُلم، ولكن أيضًا بصرامة مع يوحنا. فما كان ينبغي أن يقاوموا ذلك العامل. هو </w:t>
+      </w:r>
+      <w:r>
+        <w:rPr>
+          <w:rFonts w:hint="cs"/>
+          <w:rtl/>
+        </w:rPr>
+        <w:t>عمل</w:t>
+      </w:r>
+      <w:r>
+        <w:rPr>
+          <w:rFonts w:hint="cs"/>
+          <w:rtl/>
+        </w:rPr>
+        <w:t xml:space="preserve"> لأجل الرب وليس ضده.</w:t>
+      </w:r>
+    </w:p>
+    <w:p>
+      <w:pPr>
+        <w:rPr>
+          <w:rtl/>
+        </w:rPr>
+      </w:pPr>
+      <w:r>
+        <w:rPr>
+          <w:rFonts w:hint="cs"/>
+          <w:rtl/>
+        </w:rPr>
+        <w:t xml:space="preserve">يلخص لوقا في نهاية الإصحاح </w:t>
+      </w:r>
+      <w:r>
+        <w:rPr>
+          <w:rFonts w:hint="cs"/>
+          <w:rtl/>
+        </w:rPr>
+        <w:t>أربع أحداث. فيبدو أن الرب من بعد عرضه للتلاميذ سلطان نعمته وقوة ملكوته، علّمهم الآن فيما يتعلق بالفِكر الذي لاق بمَن أوتي بهم إليهما. كما وحذرهم من أمور قد تعيق خدمتهم.</w:t>
+      </w:r>
+    </w:p>
+    <w:p>
+      <w:pPr>
+        <w:rPr>
+          <w:rtl/>
+        </w:rPr>
+      </w:pPr>
+      <w:r>
+        <w:rPr>
+          <w:rFonts w:hint="cs"/>
+          <w:rtl/>
+        </w:rPr>
+        <w:t>والعائق الأول من الواضح هو الأنانية. وهذه قد تتخذ شكلاً شخصيًا مميزًا كما ورد في العدد 46.</w:t>
+      </w:r>
+      <w:r>
+        <w:rPr>
+          <w:rFonts w:hint="cs"/>
+          <w:rtl/>
+        </w:rPr>
+        <w:t xml:space="preserve"> أو قد يكون </w:t>
+      </w:r>
+      <w:proofErr w:type="spellStart"/>
+      <w:r>
+        <w:rPr>
+          <w:rFonts w:hint="cs"/>
+          <w:rtl/>
+        </w:rPr>
+        <w:t>مصطبغًا</w:t>
+      </w:r>
+      <w:proofErr w:type="spellEnd"/>
+      <w:r>
+        <w:rPr>
+          <w:rFonts w:hint="cs"/>
+          <w:rtl/>
+        </w:rPr>
+        <w:t xml:space="preserve"> بتأثير جماعي كما يرد في العدد 49 كما ومن الممكن أيضًا أن يكون متخفيًا وراء غيرة من أجل سمعة السيد، وهذه أكثر الأساليب تطورًا. فمن دون جدل كان موقف السامري</w:t>
+      </w:r>
+      <w:r>
+        <w:rPr>
+          <w:rFonts w:hint="cs"/>
+          <w:rtl/>
+        </w:rPr>
+        <w:t>ين</w:t>
+      </w:r>
+      <w:r>
+        <w:rPr>
+          <w:rFonts w:hint="cs"/>
+          <w:rtl/>
+        </w:rPr>
+        <w:t xml:space="preserve"> موقف ظالم.  لكنه صعد إلى أورشليم ليموت، بينما</w:t>
+      </w:r>
+      <w:r>
+        <w:rPr>
+          <w:rFonts w:hint="cs"/>
+          <w:rtl/>
+        </w:rPr>
+        <w:t xml:space="preserve"> أراد</w:t>
+      </w:r>
+      <w:r>
+        <w:rPr>
+          <w:rFonts w:hint="cs"/>
+          <w:rtl/>
+        </w:rPr>
+        <w:t xml:space="preserve"> </w:t>
+      </w:r>
+      <w:r>
+        <w:rPr>
+          <w:rFonts w:hint="cs"/>
+          <w:rtl/>
+        </w:rPr>
+        <w:t xml:space="preserve">يعقوب ويوحنا التأكيد على أهميته </w:t>
+      </w:r>
+      <w:r>
+        <w:rPr>
+          <w:rtl/>
+        </w:rPr>
+        <w:t>–</w:t>
+      </w:r>
+      <w:r>
+        <w:rPr>
+          <w:rFonts w:hint="cs"/>
+          <w:rtl/>
+        </w:rPr>
+        <w:t xml:space="preserve"> وإلى جانب ذلك إلى أهميتهما أيضًا </w:t>
+      </w:r>
+      <w:r>
+        <w:rPr>
+          <w:rtl/>
+        </w:rPr>
+        <w:t>–</w:t>
+      </w:r>
+      <w:r>
+        <w:rPr>
+          <w:rFonts w:hint="cs"/>
+          <w:rtl/>
+        </w:rPr>
+        <w:t xml:space="preserve"> بإنزال الموت على آخرين. وفعلاً هذا ما فعله إيليا حينما رأى أمامه ظُلم ملك متمرد، لكن ابن الإنسان كان له فِكر آخر. وهذا ما شكّل صعوبة على فهم التلاميذ: فإلى ذلك الحين هم لم </w:t>
+      </w:r>
+      <w:proofErr w:type="spellStart"/>
+      <w:r>
+        <w:rPr>
+          <w:rFonts w:hint="cs"/>
+          <w:rtl/>
+        </w:rPr>
+        <w:t>يتعايشوا</w:t>
+      </w:r>
+      <w:proofErr w:type="spellEnd"/>
+      <w:r>
+        <w:rPr>
+          <w:rFonts w:hint="cs"/>
+          <w:rtl/>
+        </w:rPr>
+        <w:t xml:space="preserve"> أو يختبروا بعد روح النعمة </w:t>
+      </w:r>
+      <w:r>
+        <w:rPr>
+          <w:rtl/>
+        </w:rPr>
+        <w:t>–</w:t>
+      </w:r>
+      <w:r>
+        <w:rPr>
+          <w:rFonts w:hint="cs"/>
+          <w:rtl/>
+        </w:rPr>
+        <w:t xml:space="preserve"> هذه النعمة التي ميزت سيدهم عنهم.</w:t>
+      </w:r>
+    </w:p>
+    <w:p>
+      <w:pPr>
+        <w:rPr>
+          <w:rtl/>
+        </w:rPr>
+        <w:sectPr>
+          <w:pgSz w:w="12240" w:h="15840"/>
+          <w:pgMar w:top="1440" w:right="1800" w:bottom="1440" w:left="1800" w:header="720" w:footer="720" w:gutter="0"/>
+          <w:cols w:space="720"/>
+          <w:docGrid w:linePitch="360"/>
+        </w:sectPr>
+      </w:pPr>
+      <w:r>
+        <w:rPr>
+          <w:rFonts w:hint="cs"/>
+          <w:rtl/>
+        </w:rPr>
+        <w:t>الأحداث الثلاثة التي أنهت الإصحاح بخبر مقتضب، ترينا، بأنه إن أردنا في الواقع بأن نكون تلاميذًا وأن نكون مهيئين للملكوت، لا بد وأن ن</w:t>
+      </w:r>
+      <w:r>
+        <w:rPr>
+          <w:rFonts w:hint="cs"/>
+          <w:rtl/>
+        </w:rPr>
+        <w:t xml:space="preserve">حفظ أنفسنا من الطاقة المجردة الطبيعية. فحاجتنا هي إلى ما هو أكثر من القوة الطبيعية، إن أردنا بأن نتبع مسيحًا مرفوضًا. كما ولا يجوز أبدًا بأن يكون لنا قلب مجزأ ولا أي انعدام حزم في اتخاذ القرارات. </w:t>
+      </w:r>
+    </w:p>
+    <w:p>
+      <w:pPr>
+        <w:rPr>
+          <w:rFonts w:hint="cs"/>
+          <w:rtl/>
+        </w:rPr>
+      </w:pPr>
+      <w:hyperlink r:id="rId13" w:history="1">
+        <w:r>
+          <w:rPr>
+            <w:rStyle w:val="Hyperlink"/>
+            <w:rtl/>
+          </w:rPr>
+          <w:t>إصحاح 10</w:t>
+        </w:r>
+      </w:hyperlink>
     </w:p>
     <w:sectPr>
       <w:pgSz w:w="12240" w:h="15840"/>
@@ -5461,4 +6770,16 @@
     </a:ext>
   </a:extLst>
 </a:theme>
+</file>
+
+<file path=customXml/item1.xml><?xml version="1.0" encoding="utf-8"?>
+<b:Sources xmlns:b="http://schemas.openxmlformats.org/officeDocument/2006/bibliography" xmlns="http://schemas.openxmlformats.org/officeDocument/2006/bibliography" SelectedStyle="\APASixthEditionOfficeOnline.xsl" StyleName="APA" Version="6"/>
+</file>
+
+<file path=customXml/itemProps1.xml><?xml version="1.0" encoding="utf-8"?>
+<ds:datastoreItem xmlns:ds="http://schemas.openxmlformats.org/officeDocument/2006/customXml" ds:itemID="{7B3527B7-7829-4B42-B511-18E29CF41275}">
+  <ds:schemaRefs>
+    <ds:schemaRef ds:uri="http://schemas.openxmlformats.org/officeDocument/2006/bibliography"/>
+  </ds:schemaRefs>
+</ds:datastoreItem>
 </file>